--- a/Course/1 Component 1 - Computer Systems/1.2 Software and Software Development/1.2.2 Applications Generation/4 Homework (editable).docx
+++ b/Course/1 Component 1 - Computer Systems/1.2 Software and Software Development/1.2.2 Applications Generation/4 Homework (editable).docx
@@ -7,62 +7,26 @@
         <w:pStyle w:val="Heading1"/>
       </w:pPr>
       <w:r>
+        <w:rPr>
+          <w:b w:val="0"/>
+          <w:i w:val="0"/>
+        </w:rPr>
         <w:t>Homework — 1.2.2 Applications Generation</w:t>
       </w:r>
     </w:p>
     <w:p>
       <w:r>
-        <w:t xml:space="preserve">Name: </w:t>
-      </w:r>
-      <w:r>
         <w:rPr>
-          <w:b/>
+          <w:b w:val="0"/>
+          <w:i w:val="0"/>
         </w:rPr>
-        <w:t>_</w:t>
-      </w:r>
-      <w:r>
-        <w:rPr>
-          <w:b/>
-        </w:rPr>
-        <w:t>_</w:t>
-      </w:r>
-      <w:r>
-        <w:rPr>
-          <w:b/>
-        </w:rPr>
-        <w:t>_</w:t>
-      </w:r>
-      <w:r>
-        <w:rPr>
-          <w:b/>
-        </w:rPr>
-        <w:t>_</w:t>
-      </w:r>
-      <w:r>
-        <w:rPr>
-          <w:b/>
-        </w:rPr>
-        <w:t xml:space="preserve">   Date: </w:t>
-      </w:r>
-      <w:r>
-        <w:rPr>
-          <w:b/>
-        </w:rPr>
-        <w:t>_</w:t>
-      </w:r>
-      <w:r>
-        <w:rPr>
-          <w:b/>
-        </w:rPr>
-        <w:t xml:space="preserve">_   Mark: </w:t>
-      </w:r>
-      <w:r>
-        <w:t>____ / 20</w:t>
+        <w:t>Name: ______________________   Date: __________   Mark: ______ / 20</w:t>
       </w:r>
     </w:p>
     <w:p>
       <w:r>
         <w:rPr>
+          <w:b w:val="0"/>
           <w:i/>
         </w:rPr>
         <w:t>OCR H446 — set after the 1.2.2 lesson. Show your working.</w:t>
@@ -80,6 +44,10 @@
         <w:pStyle w:val="Heading2"/>
       </w:pPr>
       <w:r>
+        <w:rPr>
+          <w:b w:val="0"/>
+          <w:i w:val="0"/>
+        </w:rPr>
         <w:t>Part A — This week's topic (~14 marks)</w:t>
       </w:r>
     </w:p>
@@ -87,41 +55,62 @@
       <w:r>
         <w:rPr>
           <w:b/>
+          <w:i w:val="0"/>
         </w:rPr>
         <w:t>1.</w:t>
       </w:r>
       <w:r>
+        <w:rPr>
+          <w:b w:val="0"/>
+          <w:i w:val="0"/>
+        </w:rPr>
         <w:t xml:space="preserve"> Classify each of the following as </w:t>
       </w:r>
       <w:r>
         <w:rPr>
           <w:b/>
+          <w:i w:val="0"/>
         </w:rPr>
         <w:t>application software</w:t>
       </w:r>
       <w:r>
+        <w:rPr>
+          <w:b w:val="0"/>
+          <w:i w:val="0"/>
+        </w:rPr>
         <w:t xml:space="preserve"> or </w:t>
       </w:r>
       <w:r>
         <w:rPr>
           <w:b/>
+          <w:i w:val="0"/>
         </w:rPr>
         <w:t>utility software</w:t>
       </w:r>
       <w:r>
+        <w:rPr>
+          <w:b w:val="0"/>
+          <w:i w:val="0"/>
+        </w:rPr>
         <w:t xml:space="preserve">, and give a one-line reason for each. </w:t>
       </w:r>
       <w:r>
         <w:rPr>
           <w:b/>
+          <w:i w:val="0"/>
         </w:rPr>
         <w:t>[3]</w:t>
       </w:r>
       <w:r>
+        <w:rPr>
+          <w:b w:val="0"/>
+          <w:i w:val="0"/>
+        </w:rPr>
         <w:t xml:space="preserve"> </w:t>
       </w:r>
       <w:r>
         <w:rPr>
+          <w:b w:val="0"/>
           <w:i/>
         </w:rPr>
         <w:t>(AO2)</w:t>
@@ -165,6 +154,10 @@
         <w:shd w:fill="FFF8E7"/>
       </w:pPr>
       <w:r>
+        <w:rPr>
+          <w:b w:val="0"/>
+          <w:i w:val="0"/>
+        </w:rPr>
         <w:t>(a) A file compression tool   (b) A presentation package   (c) A firewall</w:t>
       </w:r>
     </w:p>
@@ -193,59 +186,90 @@
       <w:r>
         <w:rPr>
           <w:b/>
+          <w:i w:val="0"/>
         </w:rPr>
         <w:t>2.</w:t>
       </w:r>
       <w:r>
+        <w:rPr>
+          <w:b w:val="0"/>
+          <w:i w:val="0"/>
+        </w:rPr>
         <w:t xml:space="preserve"> A school is choosing between </w:t>
       </w:r>
       <w:r>
         <w:rPr>
           <w:b/>
+          <w:i w:val="0"/>
         </w:rPr>
         <w:t>open source</w:t>
       </w:r>
       <w:r>
+        <w:rPr>
+          <w:b w:val="0"/>
+          <w:i w:val="0"/>
+        </w:rPr>
         <w:t xml:space="preserve"> and </w:t>
       </w:r>
       <w:r>
         <w:rPr>
           <w:b/>
+          <w:i w:val="0"/>
         </w:rPr>
         <w:t>closed source (proprietary)</w:t>
       </w:r>
       <w:r>
+        <w:rPr>
+          <w:b w:val="0"/>
+          <w:i w:val="0"/>
+        </w:rPr>
         <w:t xml:space="preserve"> office software. State </w:t>
       </w:r>
       <w:r>
         <w:rPr>
           <w:b/>
+          <w:i w:val="0"/>
         </w:rPr>
         <w:t>two</w:t>
       </w:r>
       <w:r>
+        <w:rPr>
+          <w:b w:val="0"/>
+          <w:i w:val="0"/>
+        </w:rPr>
         <w:t xml:space="preserve"> advantages of choosing open source and </w:t>
       </w:r>
       <w:r>
         <w:rPr>
           <w:b/>
+          <w:i w:val="0"/>
         </w:rPr>
         <w:t>one</w:t>
       </w:r>
       <w:r>
+        <w:rPr>
+          <w:b w:val="0"/>
+          <w:i w:val="0"/>
+        </w:rPr>
         <w:t xml:space="preserve"> advantage of choosing closed source. </w:t>
       </w:r>
       <w:r>
         <w:rPr>
           <w:b/>
+          <w:i w:val="0"/>
         </w:rPr>
         <w:t>[3]</w:t>
       </w:r>
       <w:r>
+        <w:rPr>
+          <w:b w:val="0"/>
+          <w:i w:val="0"/>
+        </w:rPr>
         <w:t xml:space="preserve"> </w:t>
       </w:r>
       <w:r>
         <w:rPr>
+          <w:b w:val="0"/>
           <w:i/>
         </w:rPr>
         <w:t>(AO2)</w:t>
@@ -308,41 +332,62 @@
       <w:r>
         <w:rPr>
           <w:b/>
+          <w:i w:val="0"/>
         </w:rPr>
         <w:t>3.</w:t>
       </w:r>
       <w:r>
+        <w:rPr>
+          <w:b w:val="0"/>
+          <w:i w:val="0"/>
+        </w:rPr>
         <w:t xml:space="preserve"> During the </w:t>
       </w:r>
       <w:r>
         <w:rPr>
           <w:b/>
+          <w:i w:val="0"/>
         </w:rPr>
         <w:t>lexical analysis</w:t>
       </w:r>
       <w:r>
+        <w:rPr>
+          <w:b w:val="0"/>
+          <w:i w:val="0"/>
+        </w:rPr>
         <w:t xml:space="preserve"> stage of compilation, what is produced and what is removed? Why is the </w:t>
       </w:r>
       <w:r>
         <w:rPr>
           <w:b/>
+          <w:i w:val="0"/>
         </w:rPr>
         <w:t>symbol table</w:t>
       </w:r>
       <w:r>
+        <w:rPr>
+          <w:b w:val="0"/>
+          <w:i w:val="0"/>
+        </w:rPr>
         <w:t xml:space="preserve"> created at this stage useful to later stages? </w:t>
       </w:r>
       <w:r>
         <w:rPr>
           <w:b/>
+          <w:i w:val="0"/>
         </w:rPr>
         <w:t>[3]</w:t>
       </w:r>
       <w:r>
+        <w:rPr>
+          <w:b w:val="0"/>
+          <w:i w:val="0"/>
+        </w:rPr>
         <w:t xml:space="preserve"> </w:t>
       </w:r>
       <w:r>
         <w:rPr>
+          <w:b w:val="0"/>
           <w:i/>
         </w:rPr>
         <w:t>(AO1)</w:t>
@@ -405,32 +450,48 @@
       <w:r>
         <w:rPr>
           <w:b/>
+          <w:i w:val="0"/>
         </w:rPr>
         <w:t>4.</w:t>
       </w:r>
       <w:r>
+        <w:rPr>
+          <w:b w:val="0"/>
+          <w:i w:val="0"/>
+        </w:rPr>
         <w:t xml:space="preserve"> Explain what happens during </w:t>
       </w:r>
       <w:r>
         <w:rPr>
           <w:b/>
+          <w:i w:val="0"/>
         </w:rPr>
         <w:t>code optimisation</w:t>
       </w:r>
       <w:r>
+        <w:rPr>
+          <w:b w:val="0"/>
+          <w:i w:val="0"/>
+        </w:rPr>
         <w:t xml:space="preserve"> and state why this stage is included even though the program would already run without it. </w:t>
       </w:r>
       <w:r>
         <w:rPr>
           <w:b/>
+          <w:i w:val="0"/>
         </w:rPr>
         <w:t>[2]</w:t>
       </w:r>
       <w:r>
+        <w:rPr>
+          <w:b w:val="0"/>
+          <w:i w:val="0"/>
+        </w:rPr>
         <w:t xml:space="preserve"> </w:t>
       </w:r>
       <w:r>
         <w:rPr>
+          <w:b w:val="0"/>
           <w:i/>
         </w:rPr>
         <w:t>(AO1)</w:t>
@@ -478,32 +539,48 @@
       <w:r>
         <w:rPr>
           <w:b/>
+          <w:i w:val="0"/>
         </w:rPr>
         <w:t>5.</w:t>
       </w:r>
       <w:r>
+        <w:rPr>
+          <w:b w:val="0"/>
+          <w:i w:val="0"/>
+        </w:rPr>
         <w:t xml:space="preserve"> A large program is built from several compiled modules plus a graphics library. Explain the role of the </w:t>
       </w:r>
       <w:r>
         <w:rPr>
           <w:b/>
+          <w:i w:val="0"/>
         </w:rPr>
         <w:t>loader</w:t>
       </w:r>
       <w:r>
+        <w:rPr>
+          <w:b w:val="0"/>
+          <w:i w:val="0"/>
+        </w:rPr>
         <w:t xml:space="preserve"> when the finished executable is run. </w:t>
       </w:r>
       <w:r>
         <w:rPr>
           <w:b/>
+          <w:i w:val="0"/>
         </w:rPr>
         <w:t>[2]</w:t>
       </w:r>
       <w:r>
+        <w:rPr>
+          <w:b w:val="0"/>
+          <w:i w:val="0"/>
+        </w:rPr>
         <w:t xml:space="preserve"> </w:t>
       </w:r>
       <w:r>
         <w:rPr>
+          <w:b w:val="0"/>
           <w:i/>
         </w:rPr>
         <w:t>(AO1)</w:t>
@@ -551,32 +628,48 @@
       <w:r>
         <w:rPr>
           <w:b/>
+          <w:i w:val="0"/>
         </w:rPr>
         <w:t>6.</w:t>
       </w:r>
       <w:r>
+        <w:rPr>
+          <w:b w:val="0"/>
+          <w:i w:val="0"/>
+        </w:rPr>
         <w:t xml:space="preserve"> A games studio updates a shared graphics library after release. Explain why </w:t>
       </w:r>
       <w:r>
         <w:rPr>
           <w:b/>
+          <w:i w:val="0"/>
         </w:rPr>
         <w:t>dynamic linking</w:t>
       </w:r>
       <w:r>
+        <w:rPr>
+          <w:b w:val="0"/>
+          <w:i w:val="0"/>
+        </w:rPr>
         <w:t xml:space="preserve"> lets users benefit from the update without the studio re-releasing the whole program. </w:t>
       </w:r>
       <w:r>
         <w:rPr>
           <w:b/>
+          <w:i w:val="0"/>
         </w:rPr>
         <w:t>[1]</w:t>
       </w:r>
       <w:r>
+        <w:rPr>
+          <w:b w:val="0"/>
+          <w:i w:val="0"/>
+        </w:rPr>
         <w:t xml:space="preserve"> </w:t>
       </w:r>
       <w:r>
         <w:rPr>
+          <w:b w:val="0"/>
           <w:i/>
         </w:rPr>
         <w:t>(AO2)</w:t>
@@ -617,6 +710,10 @@
         <w:pStyle w:val="Heading2"/>
       </w:pPr>
       <w:r>
+        <w:rPr>
+          <w:b w:val="0"/>
+          <w:i w:val="0"/>
+        </w:rPr>
         <w:t>Part B — Retrieval: keep it fresh (~6 marks)</w:t>
       </w:r>
     </w:p>
@@ -624,50 +721,76 @@
       <w:r>
         <w:rPr>
           <w:b/>
+          <w:i w:val="0"/>
         </w:rPr>
         <w:t>7.</w:t>
       </w:r>
       <w:r>
+        <w:rPr>
+          <w:b w:val="0"/>
+          <w:i w:val="0"/>
+        </w:rPr>
         <w:t xml:space="preserve"> </w:t>
       </w:r>
       <w:r>
         <w:rPr>
+          <w:b w:val="0"/>
           <w:i/>
         </w:rPr>
         <w:t>(from 1.2.1)</w:t>
       </w:r>
       <w:r>
+        <w:rPr>
+          <w:b w:val="0"/>
+          <w:i w:val="0"/>
+        </w:rPr>
         <w:t xml:space="preserve"> Describe, in order, the steps the CPU and OS take to handle an </w:t>
       </w:r>
       <w:r>
         <w:rPr>
           <w:b/>
+          <w:i w:val="0"/>
         </w:rPr>
         <w:t>interrupt</w:t>
       </w:r>
       <w:r>
+        <w:rPr>
+          <w:b w:val="0"/>
+          <w:i w:val="0"/>
+        </w:rPr>
         <w:t xml:space="preserve">, making clear why a </w:t>
       </w:r>
       <w:r>
         <w:rPr>
           <w:b/>
+          <w:i w:val="0"/>
         </w:rPr>
         <w:t>stack</w:t>
       </w:r>
       <w:r>
+        <w:rPr>
+          <w:b w:val="0"/>
+          <w:i w:val="0"/>
+        </w:rPr>
         <w:t xml:space="preserve"> is used. </w:t>
       </w:r>
       <w:r>
         <w:rPr>
           <w:b/>
+          <w:i w:val="0"/>
         </w:rPr>
         <w:t>[3]</w:t>
       </w:r>
       <w:r>
+        <w:rPr>
+          <w:b w:val="0"/>
+          <w:i w:val="0"/>
+        </w:rPr>
         <w:t xml:space="preserve"> </w:t>
       </w:r>
       <w:r>
         <w:rPr>
+          <w:b w:val="0"/>
           <w:i/>
         </w:rPr>
         <w:t>(AO1)</w:t>
@@ -730,59 +853,90 @@
       <w:r>
         <w:rPr>
           <w:b/>
+          <w:i w:val="0"/>
         </w:rPr>
         <w:t>8.</w:t>
       </w:r>
       <w:r>
+        <w:rPr>
+          <w:b w:val="0"/>
+          <w:i w:val="0"/>
+        </w:rPr>
         <w:t xml:space="preserve"> </w:t>
       </w:r>
       <w:r>
         <w:rPr>
+          <w:b w:val="0"/>
           <w:i/>
         </w:rPr>
         <w:t>(from 1.1.2)</w:t>
       </w:r>
       <w:r>
+        <w:rPr>
+          <w:b w:val="0"/>
+          <w:i w:val="0"/>
+        </w:rPr>
         <w:t xml:space="preserve"> Explain </w:t>
       </w:r>
       <w:r>
         <w:rPr>
           <w:b/>
+          <w:i w:val="0"/>
         </w:rPr>
         <w:t>one</w:t>
       </w:r>
       <w:r>
+        <w:rPr>
+          <w:b w:val="0"/>
+          <w:i w:val="0"/>
+        </w:rPr>
         <w:t xml:space="preserve"> way in which a </w:t>
       </w:r>
       <w:r>
         <w:rPr>
           <w:b/>
+          <w:i w:val="0"/>
         </w:rPr>
         <w:t>RISC</w:t>
       </w:r>
       <w:r>
+        <w:rPr>
+          <w:b w:val="0"/>
+          <w:i w:val="0"/>
+        </w:rPr>
         <w:t xml:space="preserve"> processor differs from a </w:t>
       </w:r>
       <w:r>
         <w:rPr>
           <w:b/>
+          <w:i w:val="0"/>
         </w:rPr>
         <w:t>CISC</w:t>
       </w:r>
       <w:r>
+        <w:rPr>
+          <w:b w:val="0"/>
+          <w:i w:val="0"/>
+        </w:rPr>
         <w:t xml:space="preserve"> processor. </w:t>
       </w:r>
       <w:r>
         <w:rPr>
           <w:b/>
+          <w:i w:val="0"/>
         </w:rPr>
         <w:t>[1]</w:t>
       </w:r>
       <w:r>
+        <w:rPr>
+          <w:b w:val="0"/>
+          <w:i w:val="0"/>
+        </w:rPr>
         <w:t xml:space="preserve"> </w:t>
       </w:r>
       <w:r>
         <w:rPr>
+          <w:b w:val="0"/>
           <w:i/>
         </w:rPr>
         <w:t>(AO1)</w:t>
@@ -815,32 +969,48 @@
       <w:r>
         <w:rPr>
           <w:b/>
+          <w:i w:val="0"/>
         </w:rPr>
         <w:t>9.</w:t>
       </w:r>
       <w:r>
+        <w:rPr>
+          <w:b w:val="0"/>
+          <w:i w:val="0"/>
+        </w:rPr>
         <w:t xml:space="preserve"> </w:t>
       </w:r>
       <w:r>
         <w:rPr>
+          <w:b w:val="0"/>
           <w:i/>
         </w:rPr>
         <w:t>(from 1.1.2)</w:t>
       </w:r>
       <w:r>
+        <w:rPr>
+          <w:b w:val="0"/>
+          <w:i w:val="0"/>
+        </w:rPr>
         <w:t xml:space="preserve"> State Von Neumann architecture's key principle that distinguishes it from Harvard architecture. </w:t>
       </w:r>
       <w:r>
         <w:rPr>
           <w:b/>
+          <w:i w:val="0"/>
         </w:rPr>
         <w:t>[2]</w:t>
       </w:r>
       <w:r>
+        <w:rPr>
+          <w:b w:val="0"/>
+          <w:i w:val="0"/>
+        </w:rPr>
         <w:t xml:space="preserve"> </w:t>
       </w:r>
       <w:r>
         <w:rPr>
+          <w:b w:val="0"/>
           <w:i/>
         </w:rPr>
         <w:t>(AO1)</w:t>

--- a/Course/1 Component 1 - Computer Systems/1.2 Software and Software Development/1.2.2 Applications Generation/4 Homework (editable).docx
+++ b/Course/1 Component 1 - Computer Systems/1.2 Software and Software Development/1.2.2 Applications Generation/4 Homework (editable).docx
@@ -116,38 +116,32 @@
         <w:t>(AO2)</w:t>
       </w:r>
     </w:p>
-    <w:p>
-      <w:pPr>
-        <w:spacing w:before="260"/>
-        <w:pBdr>
-          <w:bottom w:val="single" w:sz="4" w:space="1" w:color="AAB4C0"/>
-        </w:pBdr>
-      </w:pPr>
-    </w:p>
-    <w:p>
-      <w:pPr>
-        <w:spacing w:before="260"/>
-        <w:pBdr>
-          <w:bottom w:val="single" w:sz="4" w:space="1" w:color="AAB4C0"/>
-        </w:pBdr>
-      </w:pPr>
-    </w:p>
-    <w:p>
-      <w:pPr>
-        <w:spacing w:before="260"/>
-        <w:pBdr>
-          <w:bottom w:val="single" w:sz="4" w:space="1" w:color="AAB4C0"/>
-        </w:pBdr>
-      </w:pPr>
-    </w:p>
-    <w:p>
-      <w:pPr>
-        <w:spacing w:before="260"/>
-        <w:pBdr>
-          <w:bottom w:val="single" w:sz="4" w:space="1" w:color="AAB4C0"/>
-        </w:pBdr>
-      </w:pPr>
-    </w:p>
+    <w:tbl>
+      <w:tblPr>
+        <w:tblStyle w:val="TableGrid"/>
+        <w:tblW w:type="auto" w:w="0"/>
+        <w:tblLook w:firstColumn="1" w:firstRow="1" w:lastColumn="0" w:lastRow="0" w:noHBand="0" w:noVBand="1" w:val="04A0"/>
+      </w:tblPr>
+      <w:tblGrid>
+        <w:gridCol w:w="8640"/>
+      </w:tblGrid>
+      <w:tr>
+        <w:trPr>
+          <w:trHeight w:val="1360" w:hRule="atLeast"/>
+        </w:trPr>
+        <w:tc>
+          <w:tcPr>
+            <w:tcW w:type="dxa" w:w="8640"/>
+          </w:tcPr>
+          <w:p>
+            <w:pPr>
+              <w:spacing w:before="40"/>
+            </w:pPr>
+          </w:p>
+        </w:tc>
+      </w:tr>
+    </w:tbl>
+    <w:p/>
     <w:p>
       <w:pPr>
         <w:ind w:left="432"/>
@@ -275,38 +269,32 @@
         <w:t>(AO2)</w:t>
       </w:r>
     </w:p>
-    <w:p>
-      <w:pPr>
-        <w:spacing w:before="260"/>
-        <w:pBdr>
-          <w:bottom w:val="single" w:sz="4" w:space="1" w:color="AAB4C0"/>
-        </w:pBdr>
-      </w:pPr>
-    </w:p>
-    <w:p>
-      <w:pPr>
-        <w:spacing w:before="260"/>
-        <w:pBdr>
-          <w:bottom w:val="single" w:sz="4" w:space="1" w:color="AAB4C0"/>
-        </w:pBdr>
-      </w:pPr>
-    </w:p>
-    <w:p>
-      <w:pPr>
-        <w:spacing w:before="260"/>
-        <w:pBdr>
-          <w:bottom w:val="single" w:sz="4" w:space="1" w:color="AAB4C0"/>
-        </w:pBdr>
-      </w:pPr>
-    </w:p>
-    <w:p>
-      <w:pPr>
-        <w:spacing w:before="260"/>
-        <w:pBdr>
-          <w:bottom w:val="single" w:sz="4" w:space="1" w:color="AAB4C0"/>
-        </w:pBdr>
-      </w:pPr>
-    </w:p>
+    <w:tbl>
+      <w:tblPr>
+        <w:tblStyle w:val="TableGrid"/>
+        <w:tblW w:type="auto" w:w="0"/>
+        <w:tblLook w:firstColumn="1" w:firstRow="1" w:lastColumn="0" w:lastRow="0" w:noHBand="0" w:noVBand="1" w:val="04A0"/>
+      </w:tblPr>
+      <w:tblGrid>
+        <w:gridCol w:w="8640"/>
+      </w:tblGrid>
+      <w:tr>
+        <w:trPr>
+          <w:trHeight w:val="1360" w:hRule="atLeast"/>
+        </w:trPr>
+        <w:tc>
+          <w:tcPr>
+            <w:tcW w:type="dxa" w:w="8640"/>
+          </w:tcPr>
+          <w:p>
+            <w:pPr>
+              <w:spacing w:before="40"/>
+            </w:pPr>
+          </w:p>
+        </w:tc>
+      </w:tr>
+    </w:tbl>
+    <w:p/>
     <w:p>
       <w:pPr>
         <w:pBdr>
@@ -393,38 +381,32 @@
         <w:t>(AO1)</w:t>
       </w:r>
     </w:p>
-    <w:p>
-      <w:pPr>
-        <w:spacing w:before="260"/>
-        <w:pBdr>
-          <w:bottom w:val="single" w:sz="4" w:space="1" w:color="AAB4C0"/>
-        </w:pBdr>
-      </w:pPr>
-    </w:p>
-    <w:p>
-      <w:pPr>
-        <w:spacing w:before="260"/>
-        <w:pBdr>
-          <w:bottom w:val="single" w:sz="4" w:space="1" w:color="AAB4C0"/>
-        </w:pBdr>
-      </w:pPr>
-    </w:p>
-    <w:p>
-      <w:pPr>
-        <w:spacing w:before="260"/>
-        <w:pBdr>
-          <w:bottom w:val="single" w:sz="4" w:space="1" w:color="AAB4C0"/>
-        </w:pBdr>
-      </w:pPr>
-    </w:p>
-    <w:p>
-      <w:pPr>
-        <w:spacing w:before="260"/>
-        <w:pBdr>
-          <w:bottom w:val="single" w:sz="4" w:space="1" w:color="AAB4C0"/>
-        </w:pBdr>
-      </w:pPr>
-    </w:p>
+    <w:tbl>
+      <w:tblPr>
+        <w:tblStyle w:val="TableGrid"/>
+        <w:tblW w:type="auto" w:w="0"/>
+        <w:tblLook w:firstColumn="1" w:firstRow="1" w:lastColumn="0" w:lastRow="0" w:noHBand="0" w:noVBand="1" w:val="04A0"/>
+      </w:tblPr>
+      <w:tblGrid>
+        <w:gridCol w:w="8640"/>
+      </w:tblGrid>
+      <w:tr>
+        <w:trPr>
+          <w:trHeight w:val="1360" w:hRule="atLeast"/>
+        </w:trPr>
+        <w:tc>
+          <w:tcPr>
+            <w:tcW w:type="dxa" w:w="8640"/>
+          </w:tcPr>
+          <w:p>
+            <w:pPr>
+              <w:spacing w:before="40"/>
+            </w:pPr>
+          </w:p>
+        </w:tc>
+      </w:tr>
+    </w:tbl>
+    <w:p/>
     <w:p>
       <w:pPr>
         <w:pBdr>
@@ -497,30 +479,32 @@
         <w:t>(AO1)</w:t>
       </w:r>
     </w:p>
-    <w:p>
-      <w:pPr>
-        <w:spacing w:before="260"/>
-        <w:pBdr>
-          <w:bottom w:val="single" w:sz="4" w:space="1" w:color="AAB4C0"/>
-        </w:pBdr>
-      </w:pPr>
-    </w:p>
-    <w:p>
-      <w:pPr>
-        <w:spacing w:before="260"/>
-        <w:pBdr>
-          <w:bottom w:val="single" w:sz="4" w:space="1" w:color="AAB4C0"/>
-        </w:pBdr>
-      </w:pPr>
-    </w:p>
-    <w:p>
-      <w:pPr>
-        <w:spacing w:before="260"/>
-        <w:pBdr>
-          <w:bottom w:val="single" w:sz="4" w:space="1" w:color="AAB4C0"/>
-        </w:pBdr>
-      </w:pPr>
-    </w:p>
+    <w:tbl>
+      <w:tblPr>
+        <w:tblStyle w:val="TableGrid"/>
+        <w:tblW w:type="auto" w:w="0"/>
+        <w:tblLook w:firstColumn="1" w:firstRow="1" w:lastColumn="0" w:lastRow="0" w:noHBand="0" w:noVBand="1" w:val="04A0"/>
+      </w:tblPr>
+      <w:tblGrid>
+        <w:gridCol w:w="8640"/>
+      </w:tblGrid>
+      <w:tr>
+        <w:trPr>
+          <w:trHeight w:val="1020" w:hRule="atLeast"/>
+        </w:trPr>
+        <w:tc>
+          <w:tcPr>
+            <w:tcW w:type="dxa" w:w="8640"/>
+          </w:tcPr>
+          <w:p>
+            <w:pPr>
+              <w:spacing w:before="40"/>
+            </w:pPr>
+          </w:p>
+        </w:tc>
+      </w:tr>
+    </w:tbl>
+    <w:p/>
     <w:p>
       <w:pPr>
         <w:pBdr>
@@ -586,30 +570,32 @@
         <w:t>(AO1)</w:t>
       </w:r>
     </w:p>
-    <w:p>
-      <w:pPr>
-        <w:spacing w:before="260"/>
-        <w:pBdr>
-          <w:bottom w:val="single" w:sz="4" w:space="1" w:color="AAB4C0"/>
-        </w:pBdr>
-      </w:pPr>
-    </w:p>
-    <w:p>
-      <w:pPr>
-        <w:spacing w:before="260"/>
-        <w:pBdr>
-          <w:bottom w:val="single" w:sz="4" w:space="1" w:color="AAB4C0"/>
-        </w:pBdr>
-      </w:pPr>
-    </w:p>
-    <w:p>
-      <w:pPr>
-        <w:spacing w:before="260"/>
-        <w:pBdr>
-          <w:bottom w:val="single" w:sz="4" w:space="1" w:color="AAB4C0"/>
-        </w:pBdr>
-      </w:pPr>
-    </w:p>
+    <w:tbl>
+      <w:tblPr>
+        <w:tblStyle w:val="TableGrid"/>
+        <w:tblW w:type="auto" w:w="0"/>
+        <w:tblLook w:firstColumn="1" w:firstRow="1" w:lastColumn="0" w:lastRow="0" w:noHBand="0" w:noVBand="1" w:val="04A0"/>
+      </w:tblPr>
+      <w:tblGrid>
+        <w:gridCol w:w="8640"/>
+      </w:tblGrid>
+      <w:tr>
+        <w:trPr>
+          <w:trHeight w:val="1020" w:hRule="atLeast"/>
+        </w:trPr>
+        <w:tc>
+          <w:tcPr>
+            <w:tcW w:type="dxa" w:w="8640"/>
+          </w:tcPr>
+          <w:p>
+            <w:pPr>
+              <w:spacing w:before="40"/>
+            </w:pPr>
+          </w:p>
+        </w:tc>
+      </w:tr>
+    </w:tbl>
+    <w:p/>
     <w:p>
       <w:pPr>
         <w:pBdr>
@@ -675,22 +661,32 @@
         <w:t>(AO2)</w:t>
       </w:r>
     </w:p>
-    <w:p>
-      <w:pPr>
-        <w:spacing w:before="260"/>
-        <w:pBdr>
-          <w:bottom w:val="single" w:sz="4" w:space="1" w:color="AAB4C0"/>
-        </w:pBdr>
-      </w:pPr>
-    </w:p>
-    <w:p>
-      <w:pPr>
-        <w:spacing w:before="260"/>
-        <w:pBdr>
-          <w:bottom w:val="single" w:sz="4" w:space="1" w:color="AAB4C0"/>
-        </w:pBdr>
-      </w:pPr>
-    </w:p>
+    <w:tbl>
+      <w:tblPr>
+        <w:tblStyle w:val="TableGrid"/>
+        <w:tblW w:type="auto" w:w="0"/>
+        <w:tblLook w:firstColumn="1" w:firstRow="1" w:lastColumn="0" w:lastRow="0" w:noHBand="0" w:noVBand="1" w:val="04A0"/>
+      </w:tblPr>
+      <w:tblGrid>
+        <w:gridCol w:w="8640"/>
+      </w:tblGrid>
+      <w:tr>
+        <w:trPr>
+          <w:trHeight w:val="680" w:hRule="atLeast"/>
+        </w:trPr>
+        <w:tc>
+          <w:tcPr>
+            <w:tcW w:type="dxa" w:w="8640"/>
+          </w:tcPr>
+          <w:p>
+            <w:pPr>
+              <w:spacing w:before="40"/>
+            </w:pPr>
+          </w:p>
+        </w:tc>
+      </w:tr>
+    </w:tbl>
+    <w:p/>
     <w:p>
       <w:pPr>
         <w:pBdr>
@@ -796,38 +792,32 @@
         <w:t>(AO1)</w:t>
       </w:r>
     </w:p>
-    <w:p>
-      <w:pPr>
-        <w:spacing w:before="260"/>
-        <w:pBdr>
-          <w:bottom w:val="single" w:sz="4" w:space="1" w:color="AAB4C0"/>
-        </w:pBdr>
-      </w:pPr>
-    </w:p>
-    <w:p>
-      <w:pPr>
-        <w:spacing w:before="260"/>
-        <w:pBdr>
-          <w:bottom w:val="single" w:sz="4" w:space="1" w:color="AAB4C0"/>
-        </w:pBdr>
-      </w:pPr>
-    </w:p>
-    <w:p>
-      <w:pPr>
-        <w:spacing w:before="260"/>
-        <w:pBdr>
-          <w:bottom w:val="single" w:sz="4" w:space="1" w:color="AAB4C0"/>
-        </w:pBdr>
-      </w:pPr>
-    </w:p>
-    <w:p>
-      <w:pPr>
-        <w:spacing w:before="260"/>
-        <w:pBdr>
-          <w:bottom w:val="single" w:sz="4" w:space="1" w:color="AAB4C0"/>
-        </w:pBdr>
-      </w:pPr>
-    </w:p>
+    <w:tbl>
+      <w:tblPr>
+        <w:tblStyle w:val="TableGrid"/>
+        <w:tblW w:type="auto" w:w="0"/>
+        <w:tblLook w:firstColumn="1" w:firstRow="1" w:lastColumn="0" w:lastRow="0" w:noHBand="0" w:noVBand="1" w:val="04A0"/>
+      </w:tblPr>
+      <w:tblGrid>
+        <w:gridCol w:w="8640"/>
+      </w:tblGrid>
+      <w:tr>
+        <w:trPr>
+          <w:trHeight w:val="1360" w:hRule="atLeast"/>
+        </w:trPr>
+        <w:tc>
+          <w:tcPr>
+            <w:tcW w:type="dxa" w:w="8640"/>
+          </w:tcPr>
+          <w:p>
+            <w:pPr>
+              <w:spacing w:before="40"/>
+            </w:pPr>
+          </w:p>
+        </w:tc>
+      </w:tr>
+    </w:tbl>
+    <w:p/>
     <w:p>
       <w:pPr>
         <w:pBdr>
@@ -942,22 +932,32 @@
         <w:t>(AO1)</w:t>
       </w:r>
     </w:p>
-    <w:p>
-      <w:pPr>
-        <w:spacing w:before="260"/>
-        <w:pBdr>
-          <w:bottom w:val="single" w:sz="4" w:space="1" w:color="AAB4C0"/>
-        </w:pBdr>
-      </w:pPr>
-    </w:p>
-    <w:p>
-      <w:pPr>
-        <w:spacing w:before="260"/>
-        <w:pBdr>
-          <w:bottom w:val="single" w:sz="4" w:space="1" w:color="AAB4C0"/>
-        </w:pBdr>
-      </w:pPr>
-    </w:p>
+    <w:tbl>
+      <w:tblPr>
+        <w:tblStyle w:val="TableGrid"/>
+        <w:tblW w:type="auto" w:w="0"/>
+        <w:tblLook w:firstColumn="1" w:firstRow="1" w:lastColumn="0" w:lastRow="0" w:noHBand="0" w:noVBand="1" w:val="04A0"/>
+      </w:tblPr>
+      <w:tblGrid>
+        <w:gridCol w:w="8640"/>
+      </w:tblGrid>
+      <w:tr>
+        <w:trPr>
+          <w:trHeight w:val="680" w:hRule="atLeast"/>
+        </w:trPr>
+        <w:tc>
+          <w:tcPr>
+            <w:tcW w:type="dxa" w:w="8640"/>
+          </w:tcPr>
+          <w:p>
+            <w:pPr>
+              <w:spacing w:before="40"/>
+            </w:pPr>
+          </w:p>
+        </w:tc>
+      </w:tr>
+    </w:tbl>
+    <w:p/>
     <w:p>
       <w:pPr>
         <w:pBdr>
@@ -1016,30 +1016,32 @@
         <w:t>(AO1)</w:t>
       </w:r>
     </w:p>
-    <w:p>
-      <w:pPr>
-        <w:spacing w:before="260"/>
-        <w:pBdr>
-          <w:bottom w:val="single" w:sz="4" w:space="1" w:color="AAB4C0"/>
-        </w:pBdr>
-      </w:pPr>
-    </w:p>
-    <w:p>
-      <w:pPr>
-        <w:spacing w:before="260"/>
-        <w:pBdr>
-          <w:bottom w:val="single" w:sz="4" w:space="1" w:color="AAB4C0"/>
-        </w:pBdr>
-      </w:pPr>
-    </w:p>
-    <w:p>
-      <w:pPr>
-        <w:spacing w:before="260"/>
-        <w:pBdr>
-          <w:bottom w:val="single" w:sz="4" w:space="1" w:color="AAB4C0"/>
-        </w:pBdr>
-      </w:pPr>
-    </w:p>
+    <w:tbl>
+      <w:tblPr>
+        <w:tblStyle w:val="TableGrid"/>
+        <w:tblW w:type="auto" w:w="0"/>
+        <w:tblLook w:firstColumn="1" w:firstRow="1" w:lastColumn="0" w:lastRow="0" w:noHBand="0" w:noVBand="1" w:val="04A0"/>
+      </w:tblPr>
+      <w:tblGrid>
+        <w:gridCol w:w="8640"/>
+      </w:tblGrid>
+      <w:tr>
+        <w:trPr>
+          <w:trHeight w:val="1020" w:hRule="atLeast"/>
+        </w:trPr>
+        <w:tc>
+          <w:tcPr>
+            <w:tcW w:type="dxa" w:w="8640"/>
+          </w:tcPr>
+          <w:p>
+            <w:pPr>
+              <w:spacing w:before="40"/>
+            </w:pPr>
+          </w:p>
+        </w:tc>
+      </w:tr>
+    </w:tbl>
+    <w:p/>
     <w:p>
       <w:pPr>
         <w:pBdr>

--- a/Course/1 Component 1 - Computer Systems/1.2 Software and Software Development/1.2.2 Applications Generation/4 Homework (editable).docx
+++ b/Course/1 Component 1 - Computer Systems/1.2 Software and Software Development/1.2.2 Applications Generation/4 Homework (editable).docx
@@ -985,7 +985,7 @@
           <w:b w:val="0"/>
           <w:i/>
         </w:rPr>
-        <w:t>(from 1.1.2)</w:t>
+        <w:t>(from 1.1.1)</w:t>
       </w:r>
       <w:r>
         <w:rPr>

--- a/Course/1 Component 1 - Computer Systems/1.2 Software and Software Development/1.2.2 Applications Generation/4 Homework (editable).docx
+++ b/Course/1 Component 1 - Computer Systems/1.2 Software and Software Development/1.2.2 Applications Generation/4 Homework (editable).docx
@@ -64,35 +64,21 @@
           <w:b w:val="0"/>
           <w:i w:val="0"/>
         </w:rPr>
-        <w:t xml:space="preserve"> Classify each of the following as </w:t>
+        <w:t xml:space="preserve"> Match each term to its definition by writing the correct </w:t>
       </w:r>
       <w:r>
         <w:rPr>
           <w:b/>
           <w:i w:val="0"/>
         </w:rPr>
-        <w:t>application software</w:t>
+        <w:t>letter</w:t>
       </w:r>
       <w:r>
         <w:rPr>
           <w:b w:val="0"/>
           <w:i w:val="0"/>
         </w:rPr>
-        <w:t xml:space="preserve"> or </w:t>
-      </w:r>
-      <w:r>
-        <w:rPr>
-          <w:b/>
-          <w:i w:val="0"/>
-        </w:rPr>
-        <w:t>utility software</w:t>
-      </w:r>
-      <w:r>
-        <w:rPr>
-          <w:b w:val="0"/>
-          <w:i w:val="0"/>
-        </w:rPr>
-        <w:t xml:space="preserve">, and give a one-line reason for each. </w:t>
+        <w:t xml:space="preserve"> in the Match column. Two definitions are not needed. </w:t>
       </w:r>
       <w:r>
         <w:rPr>
@@ -113,9 +99,1183 @@
           <w:b w:val="0"/>
           <w:i/>
         </w:rPr>
-        <w:t>(AO2)</w:t>
+        <w:t>(AO1)</w:t>
       </w:r>
     </w:p>
+    <w:tbl>
+      <w:tblPr>
+        <w:tblStyle w:val="TableGrid"/>
+        <w:tblW w:type="auto" w:w="0"/>
+        <w:tblLook w:firstColumn="1" w:firstRow="1" w:lastColumn="0" w:lastRow="0" w:noHBand="0" w:noVBand="1" w:val="04A0"/>
+      </w:tblPr>
+      <w:tblGrid>
+        <w:gridCol w:w="4320"/>
+        <w:gridCol w:w="4320"/>
+      </w:tblGrid>
+      <w:tr>
+        <w:tc>
+          <w:tcPr>
+            <w:tcW w:type="dxa" w:w="4320"/>
+            <w:shd w:fill="D9E2F3"/>
+          </w:tcPr>
+          <w:p>
+            <w:r>
+              <w:rPr>
+                <w:b/>
+              </w:rPr>
+            </w:r>
+            <w:r>
+              <w:rPr>
+                <w:b/>
+                <w:i w:val="0"/>
+              </w:rPr>
+              <w:t>Term</w:t>
+            </w:r>
+          </w:p>
+        </w:tc>
+        <w:tc>
+          <w:tcPr>
+            <w:tcW w:type="dxa" w:w="4320"/>
+            <w:shd w:fill="D9E2F3"/>
+          </w:tcPr>
+          <w:p>
+            <w:r>
+              <w:rPr>
+                <w:b/>
+              </w:rPr>
+            </w:r>
+            <w:r>
+              <w:rPr>
+                <w:b/>
+                <w:i w:val="0"/>
+              </w:rPr>
+              <w:t>Match</w:t>
+            </w:r>
+          </w:p>
+        </w:tc>
+      </w:tr>
+      <w:tr>
+        <w:tc>
+          <w:tcPr>
+            <w:tcW w:type="dxa" w:w="4320"/>
+          </w:tcPr>
+          <w:p>
+            <w:r/>
+            <w:r>
+              <w:rPr>
+                <w:b w:val="0"/>
+                <w:i w:val="0"/>
+              </w:rPr>
+              <w:t>Application software</w:t>
+            </w:r>
+          </w:p>
+        </w:tc>
+        <w:tc>
+          <w:tcPr>
+            <w:tcW w:type="dxa" w:w="4320"/>
+          </w:tcPr>
+          <w:p>
+            <w:r/>
+          </w:p>
+        </w:tc>
+      </w:tr>
+      <w:tr>
+        <w:tc>
+          <w:tcPr>
+            <w:tcW w:type="dxa" w:w="4320"/>
+          </w:tcPr>
+          <w:p>
+            <w:r/>
+            <w:r>
+              <w:rPr>
+                <w:b w:val="0"/>
+                <w:i w:val="0"/>
+              </w:rPr>
+              <w:t>Utility software</w:t>
+            </w:r>
+          </w:p>
+        </w:tc>
+        <w:tc>
+          <w:tcPr>
+            <w:tcW w:type="dxa" w:w="4320"/>
+          </w:tcPr>
+          <w:p>
+            <w:r/>
+          </w:p>
+        </w:tc>
+      </w:tr>
+      <w:tr>
+        <w:tc>
+          <w:tcPr>
+            <w:tcW w:type="dxa" w:w="4320"/>
+          </w:tcPr>
+          <w:p>
+            <w:r/>
+            <w:r>
+              <w:rPr>
+                <w:b w:val="0"/>
+                <w:i w:val="0"/>
+              </w:rPr>
+              <w:t>Open source software</w:t>
+            </w:r>
+          </w:p>
+        </w:tc>
+        <w:tc>
+          <w:tcPr>
+            <w:tcW w:type="dxa" w:w="4320"/>
+          </w:tcPr>
+          <w:p>
+            <w:r/>
+          </w:p>
+        </w:tc>
+      </w:tr>
+      <w:tr>
+        <w:tc>
+          <w:tcPr>
+            <w:tcW w:type="dxa" w:w="4320"/>
+          </w:tcPr>
+          <w:p>
+            <w:r/>
+            <w:r>
+              <w:rPr>
+                <w:b w:val="0"/>
+                <w:i w:val="0"/>
+              </w:rPr>
+              <w:t>Closed source software</w:t>
+            </w:r>
+          </w:p>
+        </w:tc>
+        <w:tc>
+          <w:tcPr>
+            <w:tcW w:type="dxa" w:w="4320"/>
+          </w:tcPr>
+          <w:p>
+            <w:r/>
+          </w:p>
+        </w:tc>
+      </w:tr>
+      <w:tr>
+        <w:tc>
+          <w:tcPr>
+            <w:tcW w:type="dxa" w:w="4320"/>
+          </w:tcPr>
+          <w:p>
+            <w:r/>
+            <w:r>
+              <w:rPr>
+                <w:b w:val="0"/>
+                <w:i w:val="0"/>
+              </w:rPr>
+              <w:t>Linker</w:t>
+            </w:r>
+          </w:p>
+        </w:tc>
+        <w:tc>
+          <w:tcPr>
+            <w:tcW w:type="dxa" w:w="4320"/>
+          </w:tcPr>
+          <w:p>
+            <w:r/>
+          </w:p>
+        </w:tc>
+      </w:tr>
+      <w:tr>
+        <w:tc>
+          <w:tcPr>
+            <w:tcW w:type="dxa" w:w="4320"/>
+          </w:tcPr>
+          <w:p>
+            <w:r/>
+            <w:r>
+              <w:rPr>
+                <w:b w:val="0"/>
+                <w:i w:val="0"/>
+              </w:rPr>
+              <w:t>Loader</w:t>
+            </w:r>
+          </w:p>
+        </w:tc>
+        <w:tc>
+          <w:tcPr>
+            <w:tcW w:type="dxa" w:w="4320"/>
+          </w:tcPr>
+          <w:p>
+            <w:r/>
+          </w:p>
+        </w:tc>
+      </w:tr>
+    </w:tbl>
+    <w:p/>
+    <w:tbl>
+      <w:tblPr>
+        <w:tblStyle w:val="TableGrid"/>
+        <w:tblW w:type="auto" w:w="0"/>
+        <w:tblLook w:firstColumn="1" w:firstRow="1" w:lastColumn="0" w:lastRow="0" w:noHBand="0" w:noVBand="1" w:val="04A0"/>
+      </w:tblPr>
+      <w:tblGrid>
+        <w:gridCol w:w="4320"/>
+        <w:gridCol w:w="4320"/>
+      </w:tblGrid>
+      <w:tr>
+        <w:tc>
+          <w:tcPr>
+            <w:tcW w:type="dxa" w:w="4320"/>
+            <w:shd w:fill="D9E2F3"/>
+          </w:tcPr>
+          <w:p>
+            <w:r>
+              <w:rPr>
+                <w:b/>
+              </w:rPr>
+            </w:r>
+            <w:r>
+              <w:rPr>
+                <w:b/>
+                <w:i w:val="0"/>
+              </w:rPr>
+              <w:t>Letter</w:t>
+            </w:r>
+          </w:p>
+        </w:tc>
+        <w:tc>
+          <w:tcPr>
+            <w:tcW w:type="dxa" w:w="4320"/>
+            <w:shd w:fill="D9E2F3"/>
+          </w:tcPr>
+          <w:p>
+            <w:r>
+              <w:rPr>
+                <w:b/>
+              </w:rPr>
+            </w:r>
+            <w:r>
+              <w:rPr>
+                <w:b/>
+                <w:i w:val="0"/>
+              </w:rPr>
+              <w:t>Definition</w:t>
+            </w:r>
+          </w:p>
+        </w:tc>
+      </w:tr>
+      <w:tr>
+        <w:tc>
+          <w:tcPr>
+            <w:tcW w:type="dxa" w:w="4320"/>
+          </w:tcPr>
+          <w:p>
+            <w:r/>
+            <w:r>
+              <w:rPr>
+                <w:b w:val="0"/>
+                <w:i w:val="0"/>
+              </w:rPr>
+              <w:t>A</w:t>
+            </w:r>
+          </w:p>
+        </w:tc>
+        <w:tc>
+          <w:tcPr>
+            <w:tcW w:type="dxa" w:w="4320"/>
+          </w:tcPr>
+          <w:p>
+            <w:r/>
+            <w:r>
+              <w:rPr>
+                <w:b w:val="0"/>
+                <w:i w:val="0"/>
+              </w:rPr>
+              <w:t>Copies a program from secondary storage into RAM and prepares it to run</w:t>
+            </w:r>
+          </w:p>
+        </w:tc>
+      </w:tr>
+      <w:tr>
+        <w:tc>
+          <w:tcPr>
+            <w:tcW w:type="dxa" w:w="4320"/>
+          </w:tcPr>
+          <w:p>
+            <w:r/>
+            <w:r>
+              <w:rPr>
+                <w:b w:val="0"/>
+                <w:i w:val="0"/>
+              </w:rPr>
+              <w:t>B</w:t>
+            </w:r>
+          </w:p>
+        </w:tc>
+        <w:tc>
+          <w:tcPr>
+            <w:tcW w:type="dxa" w:w="4320"/>
+          </w:tcPr>
+          <w:p>
+            <w:r/>
+            <w:r>
+              <w:rPr>
+                <w:b w:val="0"/>
+                <w:i w:val="0"/>
+              </w:rPr>
+              <w:t>Software whose source code is freely available to view, modify and redistribute</w:t>
+            </w:r>
+          </w:p>
+        </w:tc>
+      </w:tr>
+      <w:tr>
+        <w:tc>
+          <w:tcPr>
+            <w:tcW w:type="dxa" w:w="4320"/>
+          </w:tcPr>
+          <w:p>
+            <w:r/>
+            <w:r>
+              <w:rPr>
+                <w:b w:val="0"/>
+                <w:i w:val="0"/>
+              </w:rPr>
+              <w:t>C</w:t>
+            </w:r>
+          </w:p>
+        </w:tc>
+        <w:tc>
+          <w:tcPr>
+            <w:tcW w:type="dxa" w:w="4320"/>
+          </w:tcPr>
+          <w:p>
+            <w:r/>
+            <w:r>
+              <w:rPr>
+                <w:b w:val="0"/>
+                <w:i w:val="0"/>
+              </w:rPr>
+              <w:t>Software that maintains or optimises the system, e.g. compression, backup, antivirus</w:t>
+            </w:r>
+          </w:p>
+        </w:tc>
+      </w:tr>
+      <w:tr>
+        <w:tc>
+          <w:tcPr>
+            <w:tcW w:type="dxa" w:w="4320"/>
+          </w:tcPr>
+          <w:p>
+            <w:r/>
+            <w:r>
+              <w:rPr>
+                <w:b w:val="0"/>
+                <w:i w:val="0"/>
+              </w:rPr>
+              <w:t>D</w:t>
+            </w:r>
+          </w:p>
+        </w:tc>
+        <w:tc>
+          <w:tcPr>
+            <w:tcW w:type="dxa" w:w="4320"/>
+          </w:tcPr>
+          <w:p>
+            <w:r/>
+            <w:r>
+              <w:rPr>
+                <w:b w:val="0"/>
+                <w:i w:val="0"/>
+              </w:rPr>
+              <w:t>Translates and executes a program one line at a time</w:t>
+            </w:r>
+          </w:p>
+        </w:tc>
+      </w:tr>
+      <w:tr>
+        <w:tc>
+          <w:tcPr>
+            <w:tcW w:type="dxa" w:w="4320"/>
+          </w:tcPr>
+          <w:p>
+            <w:r/>
+            <w:r>
+              <w:rPr>
+                <w:b w:val="0"/>
+                <w:i w:val="0"/>
+              </w:rPr>
+              <w:t>E</w:t>
+            </w:r>
+          </w:p>
+        </w:tc>
+        <w:tc>
+          <w:tcPr>
+            <w:tcW w:type="dxa" w:w="4320"/>
+          </w:tcPr>
+          <w:p>
+            <w:r/>
+            <w:r>
+              <w:rPr>
+                <w:b w:val="0"/>
+                <w:i w:val="0"/>
+              </w:rPr>
+              <w:t>Software that performs a task the end user needs doing, e.g. word processing</w:t>
+            </w:r>
+          </w:p>
+        </w:tc>
+      </w:tr>
+      <w:tr>
+        <w:tc>
+          <w:tcPr>
+            <w:tcW w:type="dxa" w:w="4320"/>
+          </w:tcPr>
+          <w:p>
+            <w:r/>
+            <w:r>
+              <w:rPr>
+                <w:b w:val="0"/>
+                <w:i w:val="0"/>
+              </w:rPr>
+              <w:t>F</w:t>
+            </w:r>
+          </w:p>
+        </w:tc>
+        <w:tc>
+          <w:tcPr>
+            <w:tcW w:type="dxa" w:w="4320"/>
+          </w:tcPr>
+          <w:p>
+            <w:r/>
+            <w:r>
+              <w:rPr>
+                <w:b w:val="0"/>
+                <w:i w:val="0"/>
+              </w:rPr>
+              <w:t>Combines compiled modules and library code into a single executable program</w:t>
+            </w:r>
+          </w:p>
+        </w:tc>
+      </w:tr>
+      <w:tr>
+        <w:tc>
+          <w:tcPr>
+            <w:tcW w:type="dxa" w:w="4320"/>
+          </w:tcPr>
+          <w:p>
+            <w:r/>
+            <w:r>
+              <w:rPr>
+                <w:b w:val="0"/>
+                <w:i w:val="0"/>
+              </w:rPr>
+              <w:t>G</w:t>
+            </w:r>
+          </w:p>
+        </w:tc>
+        <w:tc>
+          <w:tcPr>
+            <w:tcW w:type="dxa" w:w="4320"/>
+          </w:tcPr>
+          <w:p>
+            <w:r/>
+            <w:r>
+              <w:rPr>
+                <w:b w:val="0"/>
+                <w:i w:val="0"/>
+              </w:rPr>
+              <w:t>Software distributed as an executable only, under licence; the source code is kept secret</w:t>
+            </w:r>
+          </w:p>
+        </w:tc>
+      </w:tr>
+      <w:tr>
+        <w:tc>
+          <w:tcPr>
+            <w:tcW w:type="dxa" w:w="4320"/>
+          </w:tcPr>
+          <w:p>
+            <w:r/>
+            <w:r>
+              <w:rPr>
+                <w:b w:val="0"/>
+                <w:i w:val="0"/>
+              </w:rPr>
+              <w:t>H</w:t>
+            </w:r>
+          </w:p>
+        </w:tc>
+        <w:tc>
+          <w:tcPr>
+            <w:tcW w:type="dxa" w:w="4320"/>
+          </w:tcPr>
+          <w:p>
+            <w:r/>
+            <w:r>
+              <w:rPr>
+                <w:b w:val="0"/>
+                <w:i w:val="0"/>
+              </w:rPr>
+              <w:t>Small, very fast memory located on or near the CPU</w:t>
+            </w:r>
+          </w:p>
+        </w:tc>
+      </w:tr>
+    </w:tbl>
+    <w:p/>
+    <w:p>
+      <w:r>
+        <w:rPr>
+          <w:b/>
+          <w:i w:val="0"/>
+        </w:rPr>
+        <w:t>2.</w:t>
+      </w:r>
+      <w:r>
+        <w:rPr>
+          <w:b w:val="0"/>
+          <w:i w:val="0"/>
+        </w:rPr>
+        <w:t xml:space="preserve"> The four stages of </w:t>
+      </w:r>
+      <w:r>
+        <w:rPr>
+          <w:b/>
+          <w:i w:val="0"/>
+        </w:rPr>
+        <w:t>compilation</w:t>
+      </w:r>
+      <w:r>
+        <w:rPr>
+          <w:b w:val="0"/>
+          <w:i w:val="0"/>
+        </w:rPr>
+        <w:t xml:space="preserve"> are shown below in a jumbled order. Number them </w:t>
+      </w:r>
+      <w:r>
+        <w:rPr>
+          <w:b/>
+          <w:i w:val="0"/>
+        </w:rPr>
+        <w:t>1–4</w:t>
+      </w:r>
+      <w:r>
+        <w:rPr>
+          <w:b w:val="0"/>
+          <w:i w:val="0"/>
+        </w:rPr>
+        <w:t xml:space="preserve"> to show the order in which they happen. </w:t>
+      </w:r>
+      <w:r>
+        <w:rPr>
+          <w:b/>
+          <w:i w:val="0"/>
+        </w:rPr>
+        <w:t>[2]</w:t>
+      </w:r>
+      <w:r>
+        <w:rPr>
+          <w:b w:val="0"/>
+          <w:i w:val="0"/>
+        </w:rPr>
+        <w:t xml:space="preserve"> </w:t>
+      </w:r>
+      <w:r>
+        <w:rPr>
+          <w:b w:val="0"/>
+          <w:i/>
+        </w:rPr>
+        <w:t>(AO1)</w:t>
+      </w:r>
+    </w:p>
+    <w:tbl>
+      <w:tblPr>
+        <w:tblStyle w:val="TableGrid"/>
+        <w:tblW w:type="auto" w:w="0"/>
+        <w:tblLook w:firstColumn="1" w:firstRow="1" w:lastColumn="0" w:lastRow="0" w:noHBand="0" w:noVBand="1" w:val="04A0"/>
+      </w:tblPr>
+      <w:tblGrid>
+        <w:gridCol w:w="4320"/>
+        <w:gridCol w:w="4320"/>
+      </w:tblGrid>
+      <w:tr>
+        <w:tc>
+          <w:tcPr>
+            <w:tcW w:type="dxa" w:w="4320"/>
+            <w:shd w:fill="D9E2F3"/>
+          </w:tcPr>
+          <w:p>
+            <w:r>
+              <w:rPr>
+                <w:b/>
+              </w:rPr>
+            </w:r>
+            <w:r>
+              <w:rPr>
+                <w:b/>
+                <w:i w:val="0"/>
+              </w:rPr>
+              <w:t>Stage</w:t>
+            </w:r>
+          </w:p>
+        </w:tc>
+        <w:tc>
+          <w:tcPr>
+            <w:tcW w:type="dxa" w:w="4320"/>
+            <w:shd w:fill="D9E2F3"/>
+          </w:tcPr>
+          <w:p>
+            <w:r>
+              <w:rPr>
+                <w:b/>
+              </w:rPr>
+            </w:r>
+            <w:r>
+              <w:rPr>
+                <w:b/>
+                <w:i w:val="0"/>
+              </w:rPr>
+              <w:t>Order (1–4)</w:t>
+            </w:r>
+          </w:p>
+        </w:tc>
+      </w:tr>
+      <w:tr>
+        <w:tc>
+          <w:tcPr>
+            <w:tcW w:type="dxa" w:w="4320"/>
+          </w:tcPr>
+          <w:p>
+            <w:r/>
+            <w:r>
+              <w:rPr>
+                <w:b w:val="0"/>
+                <w:i w:val="0"/>
+              </w:rPr>
+              <w:t>Code generation</w:t>
+            </w:r>
+          </w:p>
+        </w:tc>
+        <w:tc>
+          <w:tcPr>
+            <w:tcW w:type="dxa" w:w="4320"/>
+          </w:tcPr>
+          <w:p>
+            <w:r/>
+          </w:p>
+        </w:tc>
+      </w:tr>
+      <w:tr>
+        <w:tc>
+          <w:tcPr>
+            <w:tcW w:type="dxa" w:w="4320"/>
+          </w:tcPr>
+          <w:p>
+            <w:r/>
+            <w:r>
+              <w:rPr>
+                <w:b w:val="0"/>
+                <w:i w:val="0"/>
+              </w:rPr>
+              <w:t>Lexical analysis</w:t>
+            </w:r>
+          </w:p>
+        </w:tc>
+        <w:tc>
+          <w:tcPr>
+            <w:tcW w:type="dxa" w:w="4320"/>
+          </w:tcPr>
+          <w:p>
+            <w:r/>
+          </w:p>
+        </w:tc>
+      </w:tr>
+      <w:tr>
+        <w:tc>
+          <w:tcPr>
+            <w:tcW w:type="dxa" w:w="4320"/>
+          </w:tcPr>
+          <w:p>
+            <w:r/>
+            <w:r>
+              <w:rPr>
+                <w:b w:val="0"/>
+                <w:i w:val="0"/>
+              </w:rPr>
+              <w:t>Optimisation</w:t>
+            </w:r>
+          </w:p>
+        </w:tc>
+        <w:tc>
+          <w:tcPr>
+            <w:tcW w:type="dxa" w:w="4320"/>
+          </w:tcPr>
+          <w:p>
+            <w:r/>
+          </w:p>
+        </w:tc>
+      </w:tr>
+      <w:tr>
+        <w:tc>
+          <w:tcPr>
+            <w:tcW w:type="dxa" w:w="4320"/>
+          </w:tcPr>
+          <w:p>
+            <w:r/>
+            <w:r>
+              <w:rPr>
+                <w:b w:val="0"/>
+                <w:i w:val="0"/>
+              </w:rPr>
+              <w:t>Syntax analysis</w:t>
+            </w:r>
+          </w:p>
+        </w:tc>
+        <w:tc>
+          <w:tcPr>
+            <w:tcW w:type="dxa" w:w="4320"/>
+          </w:tcPr>
+          <w:p>
+            <w:r/>
+          </w:p>
+        </w:tc>
+      </w:tr>
+    </w:tbl>
+    <w:p/>
+    <w:p>
+      <w:r>
+        <w:rPr>
+          <w:b/>
+          <w:i w:val="0"/>
+        </w:rPr>
+        <w:t>3.</w:t>
+      </w:r>
+      <w:r>
+        <w:rPr>
+          <w:b w:val="0"/>
+          <w:i w:val="0"/>
+        </w:rPr>
+        <w:t xml:space="preserve"> The </w:t>
+      </w:r>
+      <w:r>
+        <w:rPr>
+          <w:b/>
+          <w:i w:val="0"/>
+        </w:rPr>
+        <w:t>code generation</w:t>
+      </w:r>
+      <w:r>
+        <w:rPr>
+          <w:b w:val="0"/>
+          <w:i w:val="0"/>
+        </w:rPr>
+        <w:t xml:space="preserve"> row of the table has been completed as an example. Complete the description of what happens during each of the other three stages of compilation. </w:t>
+      </w:r>
+      <w:r>
+        <w:rPr>
+          <w:b/>
+          <w:i w:val="0"/>
+        </w:rPr>
+        <w:t>[3]</w:t>
+      </w:r>
+      <w:r>
+        <w:rPr>
+          <w:b w:val="0"/>
+          <w:i w:val="0"/>
+        </w:rPr>
+        <w:t xml:space="preserve"> </w:t>
+      </w:r>
+      <w:r>
+        <w:rPr>
+          <w:b w:val="0"/>
+          <w:i/>
+        </w:rPr>
+        <w:t>(AO1)</w:t>
+      </w:r>
+    </w:p>
+    <w:tbl>
+      <w:tblPr>
+        <w:tblStyle w:val="TableGrid"/>
+        <w:tblW w:type="auto" w:w="0"/>
+        <w:tblLook w:firstColumn="1" w:firstRow="1" w:lastColumn="0" w:lastRow="0" w:noHBand="0" w:noVBand="1" w:val="04A0"/>
+      </w:tblPr>
+      <w:tblGrid>
+        <w:gridCol w:w="4320"/>
+        <w:gridCol w:w="4320"/>
+      </w:tblGrid>
+      <w:tr>
+        <w:tc>
+          <w:tcPr>
+            <w:tcW w:type="dxa" w:w="4320"/>
+            <w:shd w:fill="D9E2F3"/>
+          </w:tcPr>
+          <w:p>
+            <w:r>
+              <w:rPr>
+                <w:b/>
+              </w:rPr>
+            </w:r>
+            <w:r>
+              <w:rPr>
+                <w:b/>
+                <w:i w:val="0"/>
+              </w:rPr>
+              <w:t>Stage</w:t>
+            </w:r>
+          </w:p>
+        </w:tc>
+        <w:tc>
+          <w:tcPr>
+            <w:tcW w:type="dxa" w:w="4320"/>
+            <w:shd w:fill="D9E2F3"/>
+          </w:tcPr>
+          <w:p>
+            <w:r>
+              <w:rPr>
+                <w:b/>
+              </w:rPr>
+            </w:r>
+            <w:r>
+              <w:rPr>
+                <w:b/>
+                <w:i w:val="0"/>
+              </w:rPr>
+              <w:t>What happens</w:t>
+            </w:r>
+          </w:p>
+        </w:tc>
+      </w:tr>
+      <w:tr>
+        <w:tc>
+          <w:tcPr>
+            <w:tcW w:type="dxa" w:w="4320"/>
+          </w:tcPr>
+          <w:p>
+            <w:r/>
+            <w:r>
+              <w:rPr>
+                <w:b w:val="0"/>
+                <w:i w:val="0"/>
+              </w:rPr>
+              <w:t xml:space="preserve">Code generation </w:t>
+            </w:r>
+            <w:r>
+              <w:rPr>
+                <w:b w:val="0"/>
+                <w:i/>
+              </w:rPr>
+              <w:t>(example)</w:t>
+            </w:r>
+          </w:p>
+        </w:tc>
+        <w:tc>
+          <w:tcPr>
+            <w:tcW w:type="dxa" w:w="4320"/>
+          </w:tcPr>
+          <w:p>
+            <w:r/>
+            <w:r>
+              <w:rPr>
+                <w:b w:val="0"/>
+                <w:i w:val="0"/>
+              </w:rPr>
+              <w:t>Object code (machine code) is produced from the analysed program</w:t>
+            </w:r>
+          </w:p>
+        </w:tc>
+      </w:tr>
+      <w:tr>
+        <w:tc>
+          <w:tcPr>
+            <w:tcW w:type="dxa" w:w="4320"/>
+          </w:tcPr>
+          <w:p>
+            <w:r/>
+            <w:r>
+              <w:rPr>
+                <w:b w:val="0"/>
+                <w:i w:val="0"/>
+              </w:rPr>
+              <w:t>Lexical analysis</w:t>
+            </w:r>
+          </w:p>
+        </w:tc>
+        <w:tc>
+          <w:tcPr>
+            <w:tcW w:type="dxa" w:w="4320"/>
+          </w:tcPr>
+          <w:p>
+            <w:r/>
+            <w:r>
+              <w:rPr>
+                <w:b w:val="0"/>
+                <w:i w:val="0"/>
+              </w:rPr>
+              <w:t>(a)</w:t>
+            </w:r>
+          </w:p>
+        </w:tc>
+      </w:tr>
+      <w:tr>
+        <w:tc>
+          <w:tcPr>
+            <w:tcW w:type="dxa" w:w="4320"/>
+          </w:tcPr>
+          <w:p>
+            <w:r/>
+            <w:r>
+              <w:rPr>
+                <w:b w:val="0"/>
+                <w:i w:val="0"/>
+              </w:rPr>
+              <w:t>Syntax analysis</w:t>
+            </w:r>
+          </w:p>
+        </w:tc>
+        <w:tc>
+          <w:tcPr>
+            <w:tcW w:type="dxa" w:w="4320"/>
+          </w:tcPr>
+          <w:p>
+            <w:r/>
+            <w:r>
+              <w:rPr>
+                <w:b w:val="0"/>
+                <w:i w:val="0"/>
+              </w:rPr>
+              <w:t>(b)</w:t>
+            </w:r>
+          </w:p>
+        </w:tc>
+      </w:tr>
+      <w:tr>
+        <w:tc>
+          <w:tcPr>
+            <w:tcW w:type="dxa" w:w="4320"/>
+          </w:tcPr>
+          <w:p>
+            <w:r/>
+            <w:r>
+              <w:rPr>
+                <w:b w:val="0"/>
+                <w:i w:val="0"/>
+              </w:rPr>
+              <w:t>Optimisation</w:t>
+            </w:r>
+          </w:p>
+        </w:tc>
+        <w:tc>
+          <w:tcPr>
+            <w:tcW w:type="dxa" w:w="4320"/>
+          </w:tcPr>
+          <w:p>
+            <w:r/>
+            <w:r>
+              <w:rPr>
+                <w:b w:val="0"/>
+                <w:i w:val="0"/>
+              </w:rPr>
+              <w:t>(c)</w:t>
+            </w:r>
+          </w:p>
+        </w:tc>
+      </w:tr>
+    </w:tbl>
+    <w:p/>
+    <w:p>
+      <w:r>
+        <w:rPr>
+          <w:b/>
+          <w:i w:val="0"/>
+        </w:rPr>
+        <w:t>4.</w:t>
+      </w:r>
+      <w:r>
+        <w:rPr>
+          <w:b w:val="0"/>
+          <w:i w:val="0"/>
+        </w:rPr>
+        <w:t xml:space="preserve"> Each statement in the table below contains </w:t>
+      </w:r>
+      <w:r>
+        <w:rPr>
+          <w:b/>
+          <w:i w:val="0"/>
+        </w:rPr>
+        <w:t>one</w:t>
+      </w:r>
+      <w:r>
+        <w:rPr>
+          <w:b w:val="0"/>
+          <w:i w:val="0"/>
+        </w:rPr>
+        <w:t xml:space="preserve"> factual error about linkers, loaders and libraries. Identify the error in each and rewrite the statement correctly on the lines below. </w:t>
+      </w:r>
+      <w:r>
+        <w:rPr>
+          <w:b/>
+          <w:i w:val="0"/>
+        </w:rPr>
+        <w:t>[3]</w:t>
+      </w:r>
+      <w:r>
+        <w:rPr>
+          <w:b w:val="0"/>
+          <w:i w:val="0"/>
+        </w:rPr>
+        <w:t xml:space="preserve"> </w:t>
+      </w:r>
+      <w:r>
+        <w:rPr>
+          <w:b w:val="0"/>
+          <w:i/>
+        </w:rPr>
+        <w:t>(AO1)</w:t>
+      </w:r>
+    </w:p>
+    <w:tbl>
+      <w:tblPr>
+        <w:tblStyle w:val="TableGrid"/>
+        <w:tblW w:type="auto" w:w="0"/>
+        <w:tblLook w:firstColumn="1" w:firstRow="1" w:lastColumn="0" w:lastRow="0" w:noHBand="0" w:noVBand="1" w:val="04A0"/>
+      </w:tblPr>
+      <w:tblGrid>
+        <w:gridCol w:w="4320"/>
+        <w:gridCol w:w="4320"/>
+      </w:tblGrid>
+      <w:tr>
+        <w:tc>
+          <w:tcPr>
+            <w:tcW w:type="dxa" w:w="4320"/>
+            <w:shd w:fill="D9E2F3"/>
+          </w:tcPr>
+          <w:p>
+            <w:r>
+              <w:rPr>
+                <w:b/>
+              </w:rPr>
+            </w:r>
+            <w:r>
+              <w:rPr>
+                <w:b/>
+                <w:i w:val="0"/>
+              </w:rPr>
+              <w:t>#</w:t>
+            </w:r>
+          </w:p>
+        </w:tc>
+        <w:tc>
+          <w:tcPr>
+            <w:tcW w:type="dxa" w:w="4320"/>
+            <w:shd w:fill="D9E2F3"/>
+          </w:tcPr>
+          <w:p>
+            <w:r>
+              <w:rPr>
+                <w:b/>
+              </w:rPr>
+            </w:r>
+            <w:r>
+              <w:rPr>
+                <w:b/>
+                <w:i w:val="0"/>
+              </w:rPr>
+              <w:t>Statement (each contains one error)</w:t>
+            </w:r>
+          </w:p>
+        </w:tc>
+      </w:tr>
+      <w:tr>
+        <w:tc>
+          <w:tcPr>
+            <w:tcW w:type="dxa" w:w="4320"/>
+          </w:tcPr>
+          <w:p>
+            <w:r/>
+            <w:r>
+              <w:rPr>
+                <w:b w:val="0"/>
+                <w:i w:val="0"/>
+              </w:rPr>
+              <w:t>1</w:t>
+            </w:r>
+          </w:p>
+        </w:tc>
+        <w:tc>
+          <w:tcPr>
+            <w:tcW w:type="dxa" w:w="4320"/>
+          </w:tcPr>
+          <w:p>
+            <w:r/>
+            <w:r>
+              <w:rPr>
+                <w:b w:val="0"/>
+                <w:i w:val="0"/>
+              </w:rPr>
+              <w:t>When a compiled program uses code from a library, the loader combines the compiled modules and the library code into a single executable file.</w:t>
+            </w:r>
+          </w:p>
+        </w:tc>
+      </w:tr>
+      <w:tr>
+        <w:tc>
+          <w:tcPr>
+            <w:tcW w:type="dxa" w:w="4320"/>
+          </w:tcPr>
+          <w:p>
+            <w:r/>
+            <w:r>
+              <w:rPr>
+                <w:b w:val="0"/>
+                <w:i w:val="0"/>
+              </w:rPr>
+              <w:t>2</w:t>
+            </w:r>
+          </w:p>
+        </w:tc>
+        <w:tc>
+          <w:tcPr>
+            <w:tcW w:type="dxa" w:w="4320"/>
+          </w:tcPr>
+          <w:p>
+            <w:r/>
+            <w:r>
+              <w:rPr>
+                <w:b w:val="0"/>
+                <w:i w:val="0"/>
+              </w:rPr>
+              <w:t>With static linking, the library is kept as a separate file and connected to the program at run time, so updating that one file updates every program that uses it.</w:t>
+            </w:r>
+          </w:p>
+        </w:tc>
+      </w:tr>
+      <w:tr>
+        <w:tc>
+          <w:tcPr>
+            <w:tcW w:type="dxa" w:w="4320"/>
+          </w:tcPr>
+          <w:p>
+            <w:r/>
+            <w:r>
+              <w:rPr>
+                <w:b w:val="0"/>
+                <w:i w:val="0"/>
+              </w:rPr>
+              <w:t>3</w:t>
+            </w:r>
+          </w:p>
+        </w:tc>
+        <w:tc>
+          <w:tcPr>
+            <w:tcW w:type="dxa" w:w="4320"/>
+          </w:tcPr>
+          <w:p>
+            <w:r/>
+            <w:r>
+              <w:rPr>
+                <w:b w:val="0"/>
+                <w:i w:val="0"/>
+              </w:rPr>
+              <w:t>An advantage of dynamic linking is that the executable contains everything it needs, so it cannot fail because a library file is missing from the user's computer.</w:t>
+            </w:r>
+          </w:p>
+        </w:tc>
+      </w:tr>
+    </w:tbl>
+    <w:p/>
     <w:tbl>
       <w:tblPr>
         <w:tblStyle w:val="TableGrid"/>
@@ -143,46 +1303,12 @@
     </w:tbl>
     <w:p/>
     <w:p>
-      <w:pPr>
-        <w:ind w:left="432"/>
-        <w:shd w:fill="FFF8E7"/>
-      </w:pPr>
-      <w:r>
-        <w:rPr>
-          <w:b w:val="0"/>
-          <w:i w:val="0"/>
-        </w:rPr>
-        <w:t>(a) A file compression tool   (b) A presentation package   (c) A firewall</w:t>
-      </w:r>
-    </w:p>
-    <w:p>
-      <w:pPr>
-        <w:pBdr>
-          <w:bottom w:val="single" w:sz="6" w:space="1" w:color="AAAAAA"/>
-        </w:pBdr>
-      </w:pPr>
-    </w:p>
-    <w:p>
-      <w:pPr>
-        <w:pBdr>
-          <w:bottom w:val="single" w:sz="6" w:space="1" w:color="AAAAAA"/>
-        </w:pBdr>
-      </w:pPr>
-    </w:p>
-    <w:p>
-      <w:pPr>
-        <w:pBdr>
-          <w:bottom w:val="single" w:sz="6" w:space="1" w:color="AAAAAA"/>
-        </w:pBdr>
-      </w:pPr>
-    </w:p>
-    <w:p>
       <w:r>
         <w:rPr>
           <w:b/>
           <w:i w:val="0"/>
         </w:rPr>
-        <w:t>2.</w:t>
+        <w:t>5.</w:t>
       </w:r>
       <w:r>
         <w:rPr>
@@ -304,405 +1430,6 @@
     </w:p>
     <w:p>
       <w:pPr>
-        <w:pBdr>
-          <w:bottom w:val="single" w:sz="6" w:space="1" w:color="AAAAAA"/>
-        </w:pBdr>
-      </w:pPr>
-    </w:p>
-    <w:p>
-      <w:pPr>
-        <w:pBdr>
-          <w:bottom w:val="single" w:sz="6" w:space="1" w:color="AAAAAA"/>
-        </w:pBdr>
-      </w:pPr>
-    </w:p>
-    <w:p>
-      <w:r>
-        <w:rPr>
-          <w:b/>
-          <w:i w:val="0"/>
-        </w:rPr>
-        <w:t>3.</w:t>
-      </w:r>
-      <w:r>
-        <w:rPr>
-          <w:b w:val="0"/>
-          <w:i w:val="0"/>
-        </w:rPr>
-        <w:t xml:space="preserve"> During the </w:t>
-      </w:r>
-      <w:r>
-        <w:rPr>
-          <w:b/>
-          <w:i w:val="0"/>
-        </w:rPr>
-        <w:t>lexical analysis</w:t>
-      </w:r>
-      <w:r>
-        <w:rPr>
-          <w:b w:val="0"/>
-          <w:i w:val="0"/>
-        </w:rPr>
-        <w:t xml:space="preserve"> stage of compilation, what is produced and what is removed? Why is the </w:t>
-      </w:r>
-      <w:r>
-        <w:rPr>
-          <w:b/>
-          <w:i w:val="0"/>
-        </w:rPr>
-        <w:t>symbol table</w:t>
-      </w:r>
-      <w:r>
-        <w:rPr>
-          <w:b w:val="0"/>
-          <w:i w:val="0"/>
-        </w:rPr>
-        <w:t xml:space="preserve"> created at this stage useful to later stages? </w:t>
-      </w:r>
-      <w:r>
-        <w:rPr>
-          <w:b/>
-          <w:i w:val="0"/>
-        </w:rPr>
-        <w:t>[3]</w:t>
-      </w:r>
-      <w:r>
-        <w:rPr>
-          <w:b w:val="0"/>
-          <w:i w:val="0"/>
-        </w:rPr>
-        <w:t xml:space="preserve"> </w:t>
-      </w:r>
-      <w:r>
-        <w:rPr>
-          <w:b w:val="0"/>
-          <w:i/>
-        </w:rPr>
-        <w:t>(AO1)</w:t>
-      </w:r>
-    </w:p>
-    <w:tbl>
-      <w:tblPr>
-        <w:tblStyle w:val="TableGrid"/>
-        <w:tblW w:type="auto" w:w="0"/>
-        <w:tblLook w:firstColumn="1" w:firstRow="1" w:lastColumn="0" w:lastRow="0" w:noHBand="0" w:noVBand="1" w:val="04A0"/>
-      </w:tblPr>
-      <w:tblGrid>
-        <w:gridCol w:w="8640"/>
-      </w:tblGrid>
-      <w:tr>
-        <w:trPr>
-          <w:trHeight w:val="1360" w:hRule="atLeast"/>
-        </w:trPr>
-        <w:tc>
-          <w:tcPr>
-            <w:tcW w:type="dxa" w:w="8640"/>
-          </w:tcPr>
-          <w:p>
-            <w:pPr>
-              <w:spacing w:before="40"/>
-            </w:pPr>
-          </w:p>
-        </w:tc>
-      </w:tr>
-    </w:tbl>
-    <w:p/>
-    <w:p>
-      <w:pPr>
-        <w:pBdr>
-          <w:bottom w:val="single" w:sz="6" w:space="1" w:color="AAAAAA"/>
-        </w:pBdr>
-      </w:pPr>
-    </w:p>
-    <w:p>
-      <w:pPr>
-        <w:pBdr>
-          <w:bottom w:val="single" w:sz="6" w:space="1" w:color="AAAAAA"/>
-        </w:pBdr>
-      </w:pPr>
-    </w:p>
-    <w:p>
-      <w:pPr>
-        <w:pBdr>
-          <w:bottom w:val="single" w:sz="6" w:space="1" w:color="AAAAAA"/>
-        </w:pBdr>
-      </w:pPr>
-    </w:p>
-    <w:p>
-      <w:r>
-        <w:rPr>
-          <w:b/>
-          <w:i w:val="0"/>
-        </w:rPr>
-        <w:t>4.</w:t>
-      </w:r>
-      <w:r>
-        <w:rPr>
-          <w:b w:val="0"/>
-          <w:i w:val="0"/>
-        </w:rPr>
-        <w:t xml:space="preserve"> Explain what happens during </w:t>
-      </w:r>
-      <w:r>
-        <w:rPr>
-          <w:b/>
-          <w:i w:val="0"/>
-        </w:rPr>
-        <w:t>code optimisation</w:t>
-      </w:r>
-      <w:r>
-        <w:rPr>
-          <w:b w:val="0"/>
-          <w:i w:val="0"/>
-        </w:rPr>
-        <w:t xml:space="preserve"> and state why this stage is included even though the program would already run without it. </w:t>
-      </w:r>
-      <w:r>
-        <w:rPr>
-          <w:b/>
-          <w:i w:val="0"/>
-        </w:rPr>
-        <w:t>[2]</w:t>
-      </w:r>
-      <w:r>
-        <w:rPr>
-          <w:b w:val="0"/>
-          <w:i w:val="0"/>
-        </w:rPr>
-        <w:t xml:space="preserve"> </w:t>
-      </w:r>
-      <w:r>
-        <w:rPr>
-          <w:b w:val="0"/>
-          <w:i/>
-        </w:rPr>
-        <w:t>(AO1)</w:t>
-      </w:r>
-    </w:p>
-    <w:tbl>
-      <w:tblPr>
-        <w:tblStyle w:val="TableGrid"/>
-        <w:tblW w:type="auto" w:w="0"/>
-        <w:tblLook w:firstColumn="1" w:firstRow="1" w:lastColumn="0" w:lastRow="0" w:noHBand="0" w:noVBand="1" w:val="04A0"/>
-      </w:tblPr>
-      <w:tblGrid>
-        <w:gridCol w:w="8640"/>
-      </w:tblGrid>
-      <w:tr>
-        <w:trPr>
-          <w:trHeight w:val="1020" w:hRule="atLeast"/>
-        </w:trPr>
-        <w:tc>
-          <w:tcPr>
-            <w:tcW w:type="dxa" w:w="8640"/>
-          </w:tcPr>
-          <w:p>
-            <w:pPr>
-              <w:spacing w:before="40"/>
-            </w:pPr>
-          </w:p>
-        </w:tc>
-      </w:tr>
-    </w:tbl>
-    <w:p/>
-    <w:p>
-      <w:pPr>
-        <w:pBdr>
-          <w:bottom w:val="single" w:sz="6" w:space="1" w:color="AAAAAA"/>
-        </w:pBdr>
-      </w:pPr>
-    </w:p>
-    <w:p>
-      <w:pPr>
-        <w:pBdr>
-          <w:bottom w:val="single" w:sz="6" w:space="1" w:color="AAAAAA"/>
-        </w:pBdr>
-      </w:pPr>
-    </w:p>
-    <w:p>
-      <w:r>
-        <w:rPr>
-          <w:b/>
-          <w:i w:val="0"/>
-        </w:rPr>
-        <w:t>5.</w:t>
-      </w:r>
-      <w:r>
-        <w:rPr>
-          <w:b w:val="0"/>
-          <w:i w:val="0"/>
-        </w:rPr>
-        <w:t xml:space="preserve"> A large program is built from several compiled modules plus a graphics library. Explain the role of the </w:t>
-      </w:r>
-      <w:r>
-        <w:rPr>
-          <w:b/>
-          <w:i w:val="0"/>
-        </w:rPr>
-        <w:t>loader</w:t>
-      </w:r>
-      <w:r>
-        <w:rPr>
-          <w:b w:val="0"/>
-          <w:i w:val="0"/>
-        </w:rPr>
-        <w:t xml:space="preserve"> when the finished executable is run. </w:t>
-      </w:r>
-      <w:r>
-        <w:rPr>
-          <w:b/>
-          <w:i w:val="0"/>
-        </w:rPr>
-        <w:t>[2]</w:t>
-      </w:r>
-      <w:r>
-        <w:rPr>
-          <w:b w:val="0"/>
-          <w:i w:val="0"/>
-        </w:rPr>
-        <w:t xml:space="preserve"> </w:t>
-      </w:r>
-      <w:r>
-        <w:rPr>
-          <w:b w:val="0"/>
-          <w:i/>
-        </w:rPr>
-        <w:t>(AO1)</w:t>
-      </w:r>
-    </w:p>
-    <w:tbl>
-      <w:tblPr>
-        <w:tblStyle w:val="TableGrid"/>
-        <w:tblW w:type="auto" w:w="0"/>
-        <w:tblLook w:firstColumn="1" w:firstRow="1" w:lastColumn="0" w:lastRow="0" w:noHBand="0" w:noVBand="1" w:val="04A0"/>
-      </w:tblPr>
-      <w:tblGrid>
-        <w:gridCol w:w="8640"/>
-      </w:tblGrid>
-      <w:tr>
-        <w:trPr>
-          <w:trHeight w:val="1020" w:hRule="atLeast"/>
-        </w:trPr>
-        <w:tc>
-          <w:tcPr>
-            <w:tcW w:type="dxa" w:w="8640"/>
-          </w:tcPr>
-          <w:p>
-            <w:pPr>
-              <w:spacing w:before="40"/>
-            </w:pPr>
-          </w:p>
-        </w:tc>
-      </w:tr>
-    </w:tbl>
-    <w:p/>
-    <w:p>
-      <w:pPr>
-        <w:pBdr>
-          <w:bottom w:val="single" w:sz="6" w:space="1" w:color="AAAAAA"/>
-        </w:pBdr>
-      </w:pPr>
-    </w:p>
-    <w:p>
-      <w:pPr>
-        <w:pBdr>
-          <w:bottom w:val="single" w:sz="6" w:space="1" w:color="AAAAAA"/>
-        </w:pBdr>
-      </w:pPr>
-    </w:p>
-    <w:p>
-      <w:r>
-        <w:rPr>
-          <w:b/>
-          <w:i w:val="0"/>
-        </w:rPr>
-        <w:t>6.</w:t>
-      </w:r>
-      <w:r>
-        <w:rPr>
-          <w:b w:val="0"/>
-          <w:i w:val="0"/>
-        </w:rPr>
-        <w:t xml:space="preserve"> A games studio updates a shared graphics library after release. Explain why </w:t>
-      </w:r>
-      <w:r>
-        <w:rPr>
-          <w:b/>
-          <w:i w:val="0"/>
-        </w:rPr>
-        <w:t>dynamic linking</w:t>
-      </w:r>
-      <w:r>
-        <w:rPr>
-          <w:b w:val="0"/>
-          <w:i w:val="0"/>
-        </w:rPr>
-        <w:t xml:space="preserve"> lets users benefit from the update without the studio re-releasing the whole program. </w:t>
-      </w:r>
-      <w:r>
-        <w:rPr>
-          <w:b/>
-          <w:i w:val="0"/>
-        </w:rPr>
-        <w:t>[1]</w:t>
-      </w:r>
-      <w:r>
-        <w:rPr>
-          <w:b w:val="0"/>
-          <w:i w:val="0"/>
-        </w:rPr>
-        <w:t xml:space="preserve"> </w:t>
-      </w:r>
-      <w:r>
-        <w:rPr>
-          <w:b w:val="0"/>
-          <w:i/>
-        </w:rPr>
-        <w:t>(AO2)</w:t>
-      </w:r>
-    </w:p>
-    <w:tbl>
-      <w:tblPr>
-        <w:tblStyle w:val="TableGrid"/>
-        <w:tblW w:type="auto" w:w="0"/>
-        <w:tblLook w:firstColumn="1" w:firstRow="1" w:lastColumn="0" w:lastRow="0" w:noHBand="0" w:noVBand="1" w:val="04A0"/>
-      </w:tblPr>
-      <w:tblGrid>
-        <w:gridCol w:w="8640"/>
-      </w:tblGrid>
-      <w:tr>
-        <w:trPr>
-          <w:trHeight w:val="680" w:hRule="atLeast"/>
-        </w:trPr>
-        <w:tc>
-          <w:tcPr>
-            <w:tcW w:type="dxa" w:w="8640"/>
-          </w:tcPr>
-          <w:p>
-            <w:pPr>
-              <w:spacing w:before="40"/>
-            </w:pPr>
-          </w:p>
-        </w:tc>
-      </w:tr>
-    </w:tbl>
-    <w:p/>
-    <w:p>
-      <w:pPr>
-        <w:pBdr>
-          <w:bottom w:val="single" w:sz="6" w:space="1" w:color="AAAAAA"/>
-        </w:pBdr>
-      </w:pPr>
-    </w:p>
-    <w:p>
-      <w:pPr>
-        <w:pBdr>
-          <w:bottom w:val="single" w:sz="6" w:space="1" w:color="AAAAAA"/>
-        </w:pBdr>
-      </w:pPr>
-    </w:p>
-    <w:p>
-      <w:pPr>
         <w:pStyle w:val="Heading2"/>
       </w:pPr>
       <w:r>
@@ -719,21 +1446,7 @@
           <w:b/>
           <w:i w:val="0"/>
         </w:rPr>
-        <w:t>7.</w:t>
-      </w:r>
-      <w:r>
-        <w:rPr>
-          <w:b w:val="0"/>
-          <w:i w:val="0"/>
-        </w:rPr>
-        <w:t xml:space="preserve"> </w:t>
-      </w:r>
-      <w:r>
-        <w:rPr>
-          <w:b w:val="0"/>
-          <w:i/>
-        </w:rPr>
-        <w:t>(from 1.2.1)</w:t>
+        <w:t>6.</w:t>
       </w:r>
       <w:r>
         <w:rPr>
@@ -789,7 +1502,7 @@
           <w:b w:val="0"/>
           <w:i/>
         </w:rPr>
-        <w:t>(AO1)</w:t>
+        <w:t>(1.2.1)</w:t>
       </w:r>
     </w:p>
     <w:tbl>
@@ -819,47 +1532,12 @@
     </w:tbl>
     <w:p/>
     <w:p>
-      <w:pPr>
-        <w:pBdr>
-          <w:bottom w:val="single" w:sz="6" w:space="1" w:color="AAAAAA"/>
-        </w:pBdr>
-      </w:pPr>
-    </w:p>
-    <w:p>
-      <w:pPr>
-        <w:pBdr>
-          <w:bottom w:val="single" w:sz="6" w:space="1" w:color="AAAAAA"/>
-        </w:pBdr>
-      </w:pPr>
-    </w:p>
-    <w:p>
-      <w:pPr>
-        <w:pBdr>
-          <w:bottom w:val="single" w:sz="6" w:space="1" w:color="AAAAAA"/>
-        </w:pBdr>
-      </w:pPr>
-    </w:p>
-    <w:p>
       <w:r>
         <w:rPr>
           <w:b/>
           <w:i w:val="0"/>
         </w:rPr>
-        <w:t>8.</w:t>
-      </w:r>
-      <w:r>
-        <w:rPr>
-          <w:b w:val="0"/>
-          <w:i w:val="0"/>
-        </w:rPr>
-        <w:t xml:space="preserve"> </w:t>
-      </w:r>
-      <w:r>
-        <w:rPr>
-          <w:b w:val="0"/>
-          <w:i/>
-        </w:rPr>
-        <w:t>(from 1.1.2)</w:t>
+        <w:t>7.</w:t>
       </w:r>
       <w:r>
         <w:rPr>
@@ -929,7 +1607,7 @@
           <w:b w:val="0"/>
           <w:i/>
         </w:rPr>
-        <w:t>(AO1)</w:t>
+        <w:t>(1.1.2)</w:t>
       </w:r>
     </w:p>
     <w:tbl>
@@ -959,33 +1637,12 @@
     </w:tbl>
     <w:p/>
     <w:p>
-      <w:pPr>
-        <w:pBdr>
-          <w:bottom w:val="single" w:sz="6" w:space="1" w:color="AAAAAA"/>
-        </w:pBdr>
-      </w:pPr>
-    </w:p>
-    <w:p>
       <w:r>
         <w:rPr>
           <w:b/>
           <w:i w:val="0"/>
         </w:rPr>
-        <w:t>9.</w:t>
-      </w:r>
-      <w:r>
-        <w:rPr>
-          <w:b w:val="0"/>
-          <w:i w:val="0"/>
-        </w:rPr>
-        <w:t xml:space="preserve"> </w:t>
-      </w:r>
-      <w:r>
-        <w:rPr>
-          <w:b w:val="0"/>
-          <w:i/>
-        </w:rPr>
-        <w:t>(from 1.1.1)</w:t>
+        <w:t>8.</w:t>
       </w:r>
       <w:r>
         <w:rPr>
@@ -1013,7 +1670,7 @@
           <w:b w:val="0"/>
           <w:i/>
         </w:rPr>
-        <w:t>(AO1)</w:t>
+        <w:t>(1.1.1)</w:t>
       </w:r>
     </w:p>
     <w:tbl>
@@ -1042,20 +1699,6 @@
       </w:tr>
     </w:tbl>
     <w:p/>
-    <w:p>
-      <w:pPr>
-        <w:pBdr>
-          <w:bottom w:val="single" w:sz="6" w:space="1" w:color="AAAAAA"/>
-        </w:pBdr>
-      </w:pPr>
-    </w:p>
-    <w:p>
-      <w:pPr>
-        <w:pBdr>
-          <w:bottom w:val="single" w:sz="6" w:space="1" w:color="AAAAAA"/>
-        </w:pBdr>
-      </w:pPr>
-    </w:p>
     <w:p>
       <w:pPr>
         <w:pBdr>
